--- a/document_templates/russian_library/Исковые_заявления/Защита_прав_потребителей/шаблон_Исковое_заявление_в_сфере_торговли_С_представителем_.docx
+++ b/document_templates/russian_library/Исковые_заявления/Защита_прав_потребителей/шаблон_Исковое_заявление_в_сфере_торговли_С_представителем_.docx
@@ -56,7 +56,7 @@
           <w:sz w:val="24"/>
           <w:szCs w:val="24"/>
         </w:rPr>
-        <w:t xml:space="preserve">{{ w_t_w_r_w_r_w_rpr_w_rfonts_w_ascii_times_new_roman_w_hansi_times_new_roman_w_cs_times_new_roman_w_sz_w_val_24_w_szcs_w_val_24_w_lang_w_val_en_us_w_rpr_w_t_court_w_t_w_r_w_r_w_rsidrpr_00bc07f1_w_rpr_w_rfonts_w_ascii_times_new_roman_w_hansi_times_new_roman_w_cs_times_new_roman_w_sz_w_val_24_w_szcs_w_val_24_w_rpr_w_t_xml_space_preserve_w_t_w_r_w_r_w_rpr_w_rfonts_w_ascii_times_new_roman_w_hansi_times_new_roman_w_cs_times_new_roman_w_sz_w_val_24_w_szcs_w_val_24_w_lang_w_val_en_us_w_rpr_w_t_address_w_t_w_r_w_r_w_rsidrpr_00bc07f1_w_rpr_w_rfonts_w_ascii_times_new_roman_w_hansi_times_new_roman_w_cs_times_new_roman_w_sz_w_val_24_w_szcs_w_val_24_w_rpr_w_t_xml_space_preserve }}</w:t>
+        <w:t xml:space="preserve">{{ court_address }}</w:t>
       </w:r>
     </w:p>
     <w:p>
@@ -91,7 +91,7 @@
           <w:sz w:val="24"/>
           <w:szCs w:val="24"/>
         </w:rPr>
-        <w:t xml:space="preserve">{{ w_t_w_r_w_r_w_rsidr_00bc07f1_w_rpr_w_rfonts_w_ascii_times_new_roman_w_hansi_times_new_roman_w_cs_times_new_roman_w_sz_w_val_24_w_szcs_w_val_24_w_lang_w_val_en_us_w_rpr_w_t_plaintiff_w_t_w_r_w_r_w_rsidr_00bc07f1_w_rsidrpr_00bc07f1_w_rpr_w_rfonts_w_ascii_times_new_roman_w_hansi_times_new_roman_w_cs_times_new_roman_w_sz_w_val_24_w_szcs_w_val_24_w_rpr_w_t_xml_space_preserve }}</w:t>
+        <w:t xml:space="preserve">{{ plaintiff }}</w:t>
       </w:r>
     </w:p>
     <w:p>
@@ -146,7 +146,7 @@
           <w:szCs w:val="24"/>
           <w:lang w:val="en-US"/>
         </w:rPr>
-        <w:t xml:space="preserve">{{ w_t_w_r_w_r_w_rsidr_00bc07f1_w_rpr_w_rfonts_w_ascii_times_new_roman_w_hansi_times_new_roman_w_cs_times_new_roman_w_sz_w_val_24_w_szcs_w_val_24_w_lang_w_val_en_us_w_rpr_w_t_plaintiff_w_t_w_r_w_r_w_rsidr_00bc07f1_w_rsidrpr_00b35614_w_rpr_w_rfonts_w_ascii_times_new_roman_w_hansi_times_new_roman_w_cs_times_new_roman_w_sz_w_val_24_w_szcs_w_val_24_w_lang_w_val_en_us_w_rpr_w_t_xml_space_preserve_w_t_w_r_w_r_w_rsidr_00bc07f1_w_rpr_w_rfonts_w_ascii_times_new_roman_w_hansi_times_new_roman_w_cs_times_new_roman_w_sz_w_val_24_w_szcs_w_val_24_w_lang_w_val_en_us_w_rpr_w_t_representative_w_t_w_r_w_r_w_rsidr_00bc07f1_w_rsidrpr_00b35614_w_rpr_w_rfonts_w_ascii_times_new_roman_w_hansi_times_new_roman_w_cs_times_new_roman_w_sz_w_val_24_w_szcs_w_val_24_w_lang_w_val_en_us_w_rpr_w_t_xml_space_preserve }}</w:t>
+        <w:t xml:space="preserve">{{ plaintiff_representative }}</w:t>
       </w:r>
     </w:p>
     <w:p>
@@ -175,7 +175,7 @@
           <w:szCs w:val="24"/>
           <w:lang w:val="en-US"/>
         </w:rPr>
-        <w:t xml:space="preserve">: {{ w_t_w_r_w_r_w_rpr_w_rfonts_w_ascii_times_new_roman_w_hansi_times_new_roman_w_cs_times_new_roman_w_sz_w_val_24_w_szcs_w_val_24_w_lang_w_val_en_us_w_rpr_w_t_plaintiff_w_t_w_r_w_r_w_rsidrpr_00b35614_w_rpr_w_rfonts_w_ascii_times_new_roman_w_hansi_times_new_roman_w_cs_times_new_roman_w_sz_w_val_24_w_szcs_w_val_24_w_lang_w_val_en_us_w_rpr_w_t_xml_space_preserve_w_t_w_r_w_r_w_rpr_w_rfonts_w_ascii_times_new_roman_w_hansi_times_new_roman_w_cs_times_new_roman_w_sz_w_val_24_w_szcs_w_val_24_w_lang_w_val_en_us_w_rpr_w_t_passport_w_t_w_r_w_r_w_rsidrpr_00b35614_w_rpr_w_rfonts_w_ascii_times_new_roman_w_hansi_times_new_roman_w_cs_times_new_roman_w_sz_w_val_24_w_szcs_w_val_24_w_lang_w_val_en_us_w_rpr_w_t_xml_space_preserve }}</w:t>
+        <w:t xml:space="preserve">: {{ plaintiff_passport }}</w:t>
       </w:r>
     </w:p>
     <w:p>
@@ -202,7 +202,7 @@
           <w:sz w:val="24"/>
           <w:szCs w:val="24"/>
         </w:rPr>
-        <w:t xml:space="preserve">{{ w_t_w_r_w_r_w_rsidr_00bc07f1_w_rpr_w_rfonts_w_ascii_times_new_roman_w_hansi_times_new_roman_w_cs_times_new_roman_w_sz_w_val_24_w_szcs_w_val_24_w_lang_w_val_en_us_w_rpr_w_t_defendant_w_t_w_r_w_r_w_rsidr_00bc07f1_w_rsidrpr_00bc07f1_w_rpr_w_rfonts_w_ascii_times_new_roman_w_hansi_times_new_roman_w_cs_times_new_roman_w_sz_w_val_24_w_szcs_w_val_24_w_rpr_w_t_xml_space_preserve }}</w:t>
+        <w:t xml:space="preserve">{{ defendant }}</w:t>
       </w:r>
     </w:p>
     <w:p>
@@ -257,7 +257,7 @@
           <w:szCs w:val="24"/>
           <w:lang w:val="en-US"/>
         </w:rPr>
-        <w:t xml:space="preserve">{{ w_t_w_r_w_r_w_rsidr_00bc07f1_w_rpr_w_rfonts_w_ascii_times_new_roman_w_hansi_times_new_roman_w_cs_times_new_roman_w_sz_w_val_24_w_szcs_w_val_24_w_lang_w_val_en_us_w_rpr_w_t_defendant_w_t_w_r_w_r_w_rsidr_00bc07f1_w_rsidrpr_00bc07f1_w_rpr_w_rfonts_w_ascii_times_new_roman_w_hansi_times_new_roman_w_cs_times_new_roman_w_sz_w_val_24_w_szcs_w_val_24_w_lang_w_val_en_us_w_rpr_w_t_xml_space_preserve_w_t_w_r_w_r_w_rsidr_00bc07f1_w_rpr_w_rfonts_w_ascii_times_new_roman_w_hansi_times_new_roman_w_cs_times_new_roman_w_sz_w_val_24_w_szcs_w_val_24_w_lang_w_val_en_us_w_rpr_w_t_registration_address }}</w:t>
+        <w:t xml:space="preserve">{{ defendant }}</w:t>
       </w:r>
     </w:p>
     <w:p>
@@ -301,7 +301,7 @@
           <w:sz w:val="24"/>
           <w:szCs w:val="24"/>
         </w:rPr>
-        <w:t xml:space="preserve">{{ w_t_w_r_w_r_w_rsidr_00bc07f1_w_rpr_w_rfonts_w_ascii_times_new_roman_w_hansi_times_new_roman_w_cs_times_new_roman_w_sz_w_val_24_w_szcs_w_val_24_w_lang_w_val_en_us_w_rpr_w_t_plaintiff_w_t_w_r_w_r_w_rsidr_00bc07f1_w_rsidrpr_00bc07f1_w_rpr_w_rfonts_w_ascii_times_new_roman_w_hansi_times_new_roman_w_cs_times_new_roman_w_sz_w_val_24_w_szcs_w_val_24_w_rpr_w_t_xml_space_preserve }}</w:t>
+        <w:t xml:space="preserve">{{ plaintiff }}</w:t>
       </w:r>
       <w:r>
         <w:rPr>
@@ -317,7 +317,7 @@
           <w:sz w:val="24"/>
           <w:szCs w:val="24"/>
         </w:rPr>
-        <w:t xml:space="preserve">{{ w_t_w_r_w_r_w_rsidr_00bc07f1_w_rpr_w_rfonts_w_ascii_times_new_roman_w_hansi_times_new_roman_w_cs_times_new_roman_w_sz_w_val_24_w_szcs_w_val_24_w_lang_w_val_en_us_w_rpr_w_t_purchase_w_t_w_r_w_r_w_rsidr_00bc07f1_w_rsidrpr_00bc07f1_w_rpr_w_rfonts_w_ascii_times_new_roman_w_hansi_times_new_roman_w_cs_times_new_roman_w_sz_w_val_24_w_szcs_w_val_24_w_rpr_w_t_xml_space_preserve_w_t_w_r_w_r_w_rsidr_00bc07f1_w_rpr_w_rfonts_w_ascii_times_new_roman_w_hansi_times_new_roman_w_cs_times_new_roman_w_sz_w_val_24_w_szcs_w_val_24_w_lang_w_val_en_us_w_rpr_w_t_date_w_t_w_r_w_r_w_rsidr_00bc07f1_w_rsidrpr_00bc07f1_w_rpr_w_rfonts_w_ascii_times_new_roman_w_hansi_times_new_roman_w_cs_times_new_roman_w_sz_w_val_24_w_szcs_w_val_24_w_rpr_w_t_xml_space_preserve }}</w:t>
+        <w:t xml:space="preserve">{{ purchase_date }}</w:t>
       </w:r>
       <w:r>
         <w:rPr>
@@ -333,7 +333,7 @@
           <w:sz w:val="24"/>
           <w:szCs w:val="24"/>
         </w:rPr>
-        <w:t xml:space="preserve">{{ w_t_w_r_w_r_w_rsidr_00bc07f1_w_rpr_w_rfonts_w_ascii_times_new_roman_w_hansi_times_new_roman_w_cs_times_new_roman_w_sz_w_val_24_w_szcs_w_val_24_w_lang_w_val_en_us_w_rpr_w_t_store_w_t_w_r_w_r_w_rsidr_00bc07f1_w_rsidrpr_00bc07f1_w_rpr_w_rfonts_w_ascii_times_new_roman_w_hansi_times_new_roman_w_cs_times_new_roman_w_sz_w_val_24_w_szcs_w_val_24_w_rpr_w_t_xml_space_preserve_w_t_w_r_w_r_w_rsidr_00bc07f1_w_rpr_w_rfonts_w_ascii_times_new_roman_w_hansi_times_new_roman_w_cs_times_new_roman_w_sz_w_val_24_w_szcs_w_val_24_w_lang_w_val_en_us_w_rpr_w_t_name_w_t_w_r_w_r_w_rsidr_00bc07f1_w_rsidrpr_00bc07f1_w_rpr_w_rfonts_w_ascii_times_new_roman_w_hansi_times_new_roman_w_cs_times_new_roman_w_sz_w_val_24_w_szcs_w_val_24_w_rpr_w_t_xml_space_preserve }}</w:t>
+        <w:t xml:space="preserve">{{ store_name }}</w:t>
       </w:r>
       <w:r>
         <w:rPr>
@@ -349,7 +349,7 @@
           <w:sz w:val="24"/>
           <w:szCs w:val="24"/>
         </w:rPr>
-        <w:t xml:space="preserve">{{ w_t_w_r_w_r_w_rsidr_00bc07f1_w_rpr_w_rfonts_w_ascii_times_new_roman_w_hansi_times_new_roman_w_cs_times_new_roman_w_sz_w_val_24_w_szcs_w_val_24_w_lang_w_val_en_us_w_rpr_w_t_item_w_t_w_r_w_r_w_rsidr_00bc07f1_w_rsidrpr_00bc07f1_w_rpr_w_rfonts_w_ascii_times_new_roman_w_hansi_times_new_roman_w_cs_times_new_roman_w_sz_w_val_24_w_szcs_w_val_24_w_rpr_w_t_xml_space_preserve_w_t_w_r_w_r_w_rsidr_00bc07f1_w_rpr_w_rfonts_w_ascii_times_new_roman_w_hansi_times_new_roman_w_cs_times_new_roman_w_sz_w_val_24_w_szcs_w_val_24_w_lang_w_val_en_us_w_rpr_w_t_name_w_t_w_r_w_r_w_rsidr_00bc07f1_w_rsidrpr_00bc07f1_w_rpr_w_rfonts_w_ascii_times_new_roman_w_hansi_times_new_roman_w_cs_times_new_roman_w_sz_w_val_24_w_szcs_w_val_24_w_rpr_w_t_xml_space_preserve }}</w:t>
+        <w:t xml:space="preserve">{{ item_name }}</w:t>
       </w:r>
       <w:r>
         <w:rPr>
@@ -365,7 +365,7 @@
           <w:sz w:val="24"/>
           <w:szCs w:val="24"/>
         </w:rPr>
-        <w:t xml:space="preserve">{{ w_t_w_r_w_r_w_rsidr_00bc07f1_w_rpr_w_rfonts_w_ascii_times_new_roman_w_hansi_times_new_roman_w_cs_times_new_roman_w_sz_w_val_24_w_szcs_w_val_24_w_lang_w_val_en_us_w_rpr_w_t_item_w_t_w_r_w_r_w_rsidr_00bc07f1_w_rsidrpr_00bc07f1_w_rpr_w_rfonts_w_ascii_times_new_roman_w_hansi_times_new_roman_w_cs_times_new_roman_w_sz_w_val_24_w_szcs_w_val_24_w_rpr_w_t_xml_space_preserve_w_t_w_r_w_r_w_rsidr_00bc07f1_w_rpr_w_rfonts_w_ascii_times_new_roman_w_hansi_times_new_roman_w_cs_times_new_roman_w_sz_w_val_24_w_szcs_w_val_24_w_lang_w_val_en_us_w_rpr_w_t_price_w_t_w_r_w_r_w_rsidr_00bc07f1_w_rsidrpr_00bc07f1_w_rpr_w_rfonts_w_ascii_times_new_roman_w_hansi_times_new_roman_w_cs_times_new_roman_w_sz_w_val_24_w_szcs_w_val_24_w_rpr_w_t_xml_space_preserve }}</w:t>
+        <w:t xml:space="preserve">{{ item_price }}</w:t>
       </w:r>
       <w:r>
         <w:rPr>
@@ -381,7 +381,7 @@
           <w:sz w:val="24"/>
           <w:szCs w:val="24"/>
         </w:rPr>
-        <w:t xml:space="preserve">{{ w_t_w_r_w_r_w_rsidr_00bc07f1_w_rpr_w_rfonts_w_ascii_times_new_roman_w_hansi_times_new_roman_w_cs_times_new_roman_w_sz_w_val_24_w_szcs_w_val_24_w_lang_w_val_en_us_w_rpr_w_t_delivery_w_t_w_r_w_r_w_rsidr_00bc07f1_w_rsidrpr_00bc07f1_w_rpr_w_rfonts_w_ascii_times_new_roman_w_hansi_times_new_roman_w_cs_times_new_roman_w_sz_w_val_24_w_szcs_w_val_24_w_rpr_w_t_xml_space_preserve_w_t_w_r_w_r_w_rsidr_00bc07f1_w_rpr_w_rfonts_w_ascii_times_new_roman_w_hansi_times_new_roman_w_cs_times_new_roman_w_sz_w_val_24_w_szcs_w_val_24_w_lang_w_val_en_us_w_rpr_w_t_details_w_t_w_r_w_r_w_rsidr_00bc07f1_w_rsidrpr_00bc07f1_w_rpr_w_rfonts_w_ascii_times_new_roman_w_hansi_times_new_roman_w_cs_times_new_roman_w_sz_w_val_24_w_szcs_w_val_24_w_rpr_w_t_xml_space_preserve }}</w:t>
+        <w:t xml:space="preserve">{{ delivery_details }}</w:t>
       </w:r>
       <w:r>
         <w:rPr>
@@ -397,7 +397,7 @@
           <w:sz w:val="24"/>
           <w:szCs w:val="24"/>
         </w:rPr>
-        <w:t xml:space="preserve"> {{ w_t_w_r_w_r_w_rsidr_00bc07f1_w_rpr_w_rfonts_w_ascii_times_new_roman_w_hansi_times_new_roman_w_cs_times_new_roman_w_sz_w_val_24_w_szcs_w_val_24_w_lang_w_val_en_us_w_rpr_w_t_issue_w_t_w_r_w_r_w_rsidr_00bc07f1_w_rsidrpr_00bc07f1_w_rpr_w_rfonts_w_ascii_times_new_roman_w_hansi_times_new_roman_w_cs_times_new_roman_w_sz_w_val_24_w_szcs_w_val_24_w_rpr_w_t_xml_space_preserve_w_t_w_r_w_r_w_rsidr_00bc07f1_w_rpr_w_rfonts_w_ascii_times_new_roman_w_hansi_times_new_roman_w_cs_times_new_roman_w_sz_w_val_24_w_szcs_w_val_24_w_lang_w_val_en_us_w_rpr_w_t_description_w_t_w_r_w_r_w_rsidr_00bc07f1_w_rsidrpr_00bc07f1_w_rpr_w_rfonts_w_ascii_times_new_roman_w_hansi_times_new_roman_w_cs_times_new_roman_w_sz_w_val_24_w_szcs_w_val_24_w_rpr_w_t_xml_space_preserve }}</w:t>
+        <w:t xml:space="preserve"> {{ issue_description }}</w:t>
       </w:r>
       <w:r>
         <w:rPr>
@@ -417,15 +417,14 @@
           <w:szCs w:val="24"/>
         </w:rPr>
       </w:pPr>
-      <w:proofErr w:type="gramStart"/>
-      <w:r>
-        <w:rPr>
-          <w:rFonts w:ascii="Times New Roman" w:hAnsi="Times New Roman" w:cs="Times New Roman"/>
-          <w:sz w:val="24"/>
-          <w:szCs w:val="24"/>
-          <w:lang w:val="en-US"/>
-        </w:rPr>
-        <w:t>{{ moral_w_t_w_r_w_prooferr_w_type_gramend_w_r_w_rpr_w_rfonts_w_ascii_times_new_roman_w_hansi_times_new_roman_w_cs_times_new_roman_w_sz_w_val_24_w_szcs_w_val_24_w_lang_w_val_en_us_w_rpr_w_t_xml_space_preserve_damage_description }}</w:t>
+      <w:r>
+        <w:rPr>
+          <w:rFonts w:ascii="Times New Roman" w:hAnsi="Times New Roman" w:cs="Times New Roman"/>
+          <w:sz w:val="24"/>
+          <w:szCs w:val="24"/>
+          <w:lang w:val="en-US"/>
+        </w:rPr>
+        <w:t>{{ moral_damage_description }}</w:t>
       </w:r>
       <w:r>
         <w:rPr>
@@ -506,7 +505,7 @@
           <w:sz w:val="24"/>
           <w:szCs w:val="24"/>
         </w:rPr>
-        <w:t>{{ w_t_w_r_w_r_w_rpr_w_rfonts_w_ascii_times_new_roman_w_hansi_times_new_roman_w_cs_times_new_roman_w_sz_w_val_24_w_szcs_w_val_24_w_lang_w_val_en_us_w_rpr_w_t_xml_space_preserve_claim_list }}</w:t>
+        <w:t>{{ claim_list }}</w:t>
       </w:r>
     </w:p>
     <w:p>
@@ -518,15 +517,14 @@
           <w:szCs w:val="24"/>
         </w:rPr>
       </w:pPr>
-      <w:proofErr w:type="gramStart"/>
-      <w:r>
-        <w:rPr>
-          <w:rFonts w:ascii="Times New Roman" w:hAnsi="Times New Roman" w:cs="Times New Roman"/>
-          <w:sz w:val="24"/>
-          <w:szCs w:val="24"/>
-          <w:lang w:val="en-US"/>
-        </w:rPr>
-        <w:t>{{ plaintiff_w_t_w_r_w_prooferr_w_type_gramend_w_r_w_rpr_w_rfonts_w_ascii_times_new_roman_w_hansi_times_new_roman_w_cs_times_new_roman_w_sz_w_val_24_w_szcs_w_val_24_w_lang_w_val_en_us_w_rpr_w_t_xml_space_preserve }}</w:t>
+      <w:r>
+        <w:rPr>
+          <w:rFonts w:ascii="Times New Roman" w:hAnsi="Times New Roman" w:cs="Times New Roman"/>
+          <w:sz w:val="24"/>
+          <w:szCs w:val="24"/>
+          <w:lang w:val="en-US"/>
+        </w:rPr>
+        <w:t>{{ plaintiff }}</w:t>
       </w:r>
       <w:r>
         <w:rPr>
